--- a/Documentazione/Legal/Informativa_Privacy.docx
+++ b/Documentazione/Legal/Informativa_Privacy.docx
@@ -61,7 +61,7 @@
           <w:sz w:val="21"/>
           <w:szCs w:val="21"/>
         </w:rPr>
-        <w:t xml:space="preserve">Versione del 17 ottobre 2026</w:t>
+        <w:t xml:space="preserve">Versione del 22 ottobre 2026</w:t>
       </w:r>
     </w:p>
     <w:p>
@@ -1158,7 +1158,7 @@
           <w:sz w:val="21"/>
           <w:szCs w:val="21"/>
         </w:rPr>
-        <w:t xml:space="preserve">Per recap, documenti e assistente l'utente sceglie l'AI: il modello locale di Projexa (in Italia) oppure un fornitore esterno (OpenAI, Anthropic, Google, Mistral). Al fornitore va solo il testo necessario; i fornitori via API non usano i dati per addestrare i modelli secondo le loro condizioni standard.</w:t>
+        <w:t xml:space="preserve">Per recap, documenti e assistente l'utente sceglie l'AI: il modello locale di Projexa (in Italia) oppure un fornitore esterno (OpenAI, Anthropic, Google, Mistral). Al fornitore va solo il testo necessario; i fornitori via API non usano i dati per addestrare i modelli secondo le loro condizioni standard. Prima dell'invio Projexa sostituisce i dati personali (nomi di persone e aziende, email, telefoni, codici fiscali, IBAN e simili) con segnaposto anonimi e li rimette solo sul proprio server quando riceve la risposta (pseudonimizzazione, artt. 4.5 e 25 GDPR): il fornitore elabora il contenuto ma non sa a chi si riferisce. Immagini, PDF scansionati e audio non possono essere anonimizzati.</w:t>
       </w:r>
     </w:p>
     <w:p>
@@ -1176,7 +1176,7 @@
           <w:sz w:val="21"/>
           <w:szCs w:val="21"/>
         </w:rPr>
-        <w:t xml:space="preserve">L'«Assistente PM», se attivato, invia l'audio o il testo della riunione in tempo reale a Google Gemini.</w:t>
+        <w:t xml:space="preserve">L'«Assistente PM», se attivato, invia l'audio o il testo della riunione in tempo reale a Google Gemini; il testo è anonimizzato come sopra, l'audio (modalità Audio live) no.</w:t>
       </w:r>
     </w:p>
     <w:p>
@@ -1793,7 +1793,7 @@
           <w:sz w:val="21"/>
           <w:szCs w:val="21"/>
         </w:rPr>
-        <w:t xml:space="preserve">HTTPS/TLS e HSTS; password bcrypt; sessione in cookie HttpOnly/Secure/SameSite=Strict con scadenza per inattività (2 h) e massima (24 h), revoca al logout; limiti ai tentativi di accesso per IP e per account; isolamento per azienda e per utente; ruoli; cifratura AES-256-GCM di token e campi con dati personali; Content-Security-Policy; log di audit separato (accessi, variazioni prima/dopo); backup notturni cifrati in Italia.</w:t>
+        <w:t xml:space="preserve">HTTPS/TLS e HSTS; password bcrypt; sessione in cookie HttpOnly/Secure/SameSite=Strict con scadenza per inattività (2 h) e massima (24 h), revoca al logout; limiti ai tentativi di accesso per IP e per account; isolamento per azienda e per utente; ruoli; cifratura AES-256-GCM di token e campi con dati personali; Content-Security-Policy; log di audit separato (accessi, variazioni prima/dopo); pseudonimizzazione dei dati personali prima dell'invio alle AI esterne; backup notturni cifrati in Italia.</w:t>
       </w:r>
     </w:p>
     <w:p>

--- a/Documentazione/Legal/Informativa_Privacy.docx
+++ b/Documentazione/Legal/Informativa_Privacy.docx
@@ -61,7 +61,7 @@
           <w:sz w:val="21"/>
           <w:szCs w:val="21"/>
         </w:rPr>
-        <w:t xml:space="preserve">Versione del 22 ottobre 2026</w:t>
+        <w:t xml:space="preserve">Versione del 28 ottobre 2026</w:t>
       </w:r>
     </w:p>
     <w:p>
@@ -600,7 +600,7 @@
                 <w:sz w:val="19"/>
                 <w:szCs w:val="19"/>
               </w:rPr>
-              <w:t xml:space="preserve">Audio (temporaneo), trascrizione, recap, azioni, nominativi dei partecipanti</w:t>
+              <w:t xml:space="preserve">Audio (temporaneo), trascrizione, recap, azioni, nominativi dei partecipanti, impronte vocali temporanee per distinguere chi parla</w:t>
             </w:r>
           </w:p>
         </w:tc>
@@ -1140,7 +1140,7 @@
           <w:sz w:val="21"/>
           <w:szCs w:val="21"/>
         </w:rPr>
-        <w:t xml:space="preserve"> dell'audio avviene sul server di Projexa in Italia: l'audio non viene inviato a fornitori esterni ed è cancellato subito dopo la trascrizione.</w:t>
+        <w:t xml:space="preserve"> dell'audio avviene sul server di Projexa in Italia: l'audio non viene inviato a fornitori esterni ed è cancellato subito dopo la trascrizione. Per distinguere nella trascrizione le voci dei partecipanti (Partecipante 1, 2…) il server calcola impronte vocali numeriche: non servono a riconoscere le persone, non lasciano il server in Italia e sono cancellate entro 48 ore.</w:t>
       </w:r>
     </w:p>
     <w:p>
@@ -1491,6 +1491,60 @@
                 <w:szCs w:val="19"/>
               </w:rPr>
               <w:t xml:space="preserve">Cancellato subito dopo la trascrizione (residui tecnici entro poche ore)</w:t>
+            </w:r>
+          </w:p>
+        </w:tc>
+      </w:tr>
+      <w:tr>
+        <w:tc>
+          <w:tcPr>
+            <w:tcW w:type="dxa" w:w="3855"/>
+            <w:tcMar>
+              <w:top w:type="dxa" w:w="60"/>
+              <w:left w:type="dxa" w:w="90"/>
+              <w:bottom w:type="dxa" w:w="60"/>
+              <w:right w:type="dxa" w:w="90"/>
+            </w:tcMar>
+          </w:tcPr>
+          <w:p>
+            <w:pPr>
+              <w:spacing w:after="40"/>
+            </w:pPr>
+            <w:r>
+              <w:rPr>
+                <w:rFonts w:ascii="Calibri" w:cs="Calibri" w:eastAsia="Calibri" w:hAnsi="Calibri"/>
+                <w:b w:val="false"/>
+                <w:bCs w:val="false"/>
+                <w:sz w:val="19"/>
+                <w:szCs w:val="19"/>
+              </w:rPr>
+              <w:t xml:space="preserve">Impronte vocali</w:t>
+            </w:r>
+          </w:p>
+        </w:tc>
+        <w:tc>
+          <w:tcPr>
+            <w:tcW w:type="dxa" w:w="5783"/>
+            <w:tcMar>
+              <w:top w:type="dxa" w:w="60"/>
+              <w:left w:type="dxa" w:w="90"/>
+              <w:bottom w:type="dxa" w:w="60"/>
+              <w:right w:type="dxa" w:w="90"/>
+            </w:tcMar>
+          </w:tcPr>
+          <w:p>
+            <w:pPr>
+              <w:spacing w:after="40"/>
+            </w:pPr>
+            <w:r>
+              <w:rPr>
+                <w:rFonts w:ascii="Calibri" w:cs="Calibri" w:eastAsia="Calibri" w:hAnsi="Calibri"/>
+                <w:b w:val="false"/>
+                <w:bCs w:val="false"/>
+                <w:sz w:val="19"/>
+                <w:szCs w:val="19"/>
+              </w:rPr>
+              <w:t xml:space="preserve">Cancellate automaticamente entro 48 ore</w:t>
             </w:r>
           </w:p>
         </w:tc>

--- a/Documentazione/Legal/Informativa_Privacy.docx
+++ b/Documentazione/Legal/Informativa_Privacy.docx
@@ -1158,7 +1158,7 @@
           <w:sz w:val="21"/>
           <w:szCs w:val="21"/>
         </w:rPr>
-        <w:t xml:space="preserve">Per recap, documenti e assistente l'utente sceglie l'AI: il modello locale di Projexa (in Italia) oppure un fornitore esterno (OpenAI, Anthropic, Google, Mistral). Al fornitore va solo il testo necessario; i fornitori via API non usano i dati per addestrare i modelli secondo le loro condizioni standard. Prima dell'invio Projexa sostituisce i dati personali (nomi di persone e aziende, email, telefoni, codici fiscali, IBAN e simili) con segnaposto anonimi e li rimette solo sul proprio server quando riceve la risposta (pseudonimizzazione, artt. 4.5 e 25 GDPR): il fornitore elabora il contenuto ma non sa a chi si riferisce. Immagini, PDF scansionati e audio non possono essere anonimizzati.</w:t>
+        <w:t xml:space="preserve">Per recap, documenti e assistente l'utente sceglie il fornitore di AI esterno (OpenAI, Anthropic, Google, Mistral). Al fornitore va solo il testo necessario; i fornitori via API non usano i dati per addestrare i modelli secondo le loro condizioni standard. Prima dell'invio Projexa sostituisce i dati personali (nomi di persone e aziende, email, telefoni, codici fiscali, IBAN e simili) con segnaposto anonimi e li rimette solo sul proprio server quando riceve la risposta (pseudonimizzazione, artt. 4.5 e 25 GDPR): il fornitore elabora il contenuto ma non sa a chi si riferisce. Immagini, PDF scansionati e audio non possono essere anonimizzati.</w:t>
       </w:r>
     </w:p>
     <w:p>
@@ -1236,7 +1236,7 @@
           <w:sz w:val="21"/>
           <w:szCs w:val="21"/>
         </w:rPr>
-        <w:t xml:space="preserve">Server, database e backup sono in Italia. Alcuni fornitori (Google, Microsoft, OpenAI, Anthropic) possono trattare dati negli Stati Uniti: il trasferimento avviene sulla base del Data Privacy Framework UE-USA e/o delle Clausole contrattuali standard approvate dalla Commissione europea (artt. 45-46 GDPR). Mistral e il modello locale di Projexa non comportano trasferimenti extra-UE.</w:t>
+        <w:t xml:space="preserve">Server, database e backup sono in Italia. Alcuni fornitori (Google, Microsoft, OpenAI, Anthropic) possono trattare dati negli Stati Uniti: il trasferimento avviene sulla base del Data Privacy Framework UE-USA e/o delle Clausole contrattuali standard approvate dalla Commissione europea (artt. 45-46 GDPR). Mistral non comporta trasferimenti extra-UE.</w:t>
       </w:r>
     </w:p>
     <w:p>

--- a/Documentazione/Legal/Informativa_Privacy.docx
+++ b/Documentazione/Legal/Informativa_Privacy.docx
@@ -1176,7 +1176,7 @@
           <w:sz w:val="21"/>
           <w:szCs w:val="21"/>
         </w:rPr>
-        <w:t xml:space="preserve">L'«Assistente PM», se attivato, invia l'audio o il testo della riunione in tempo reale a Google Gemini; il testo è anonimizzato come sopra, l'audio (modalità Audio live) no.</w:t>
+        <w:t xml:space="preserve">L'«Assistente PM», se attivato, invia l'audio della riunione in tempo reale all'AI scelta (Google Gemini oppure OpenAI ChatGPT), che restituisce solo suggerimenti al project manager. L'audio non viene trascritto né conservato da Projexa e non può essere anonimizzato; le domande scritte all'assistente partono anonimizzate come sopra.</w:t>
       </w:r>
     </w:p>
     <w:p>
